--- a/시스템 기획/필드관련/문서/Project βis_필드 상호작용 시스템 기획서.docx
+++ b/시스템 기획/필드관련/문서/Project βis_필드 상호작용 시스템 기획서.docx
@@ -878,7 +878,7 @@
               </mc:Choice>
               <mc:Fallback>
                 <w:pict>
-                  <v:group w14:anchorId="47D78E2A" id="그룹 2" o:spid="_x0000_s1026" style="position:absolute;left:0;text-align:left;margin-left:0;margin-top:0;width:432.65pt;height:448.55pt;z-index:-251695104;mso-width-percent:706;mso-height-percent:566;mso-left-percent:220;mso-top-percent:300;mso-position-horizontal-relative:page;mso-position-vertical-relative:page;mso-width-percent:706;mso-height-percent:566;mso-left-percent:220;mso-top-percent:300" coordsize="43291,44910" o:gfxdata="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">
+                  <v:group w14:anchorId="6DE43D0E" id="그룹 2" o:spid="_x0000_s1026" style="position:absolute;left:0;text-align:left;margin-left:0;margin-top:0;width:432.65pt;height:448.55pt;z-index:-251695104;mso-width-percent:706;mso-height-percent:566;mso-left-percent:220;mso-top-percent:300;mso-position-horizontal-relative:page;mso-position-vertical-relative:page;mso-width-percent:706;mso-height-percent:566;mso-left-percent:220;mso-top-percent:300" coordsize="43291,44910" o:gfxdata="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">
                     <o:lock v:ext="edit" aspectratio="t"/>
                     <v:shape id="자유형 64" o:spid="_x0000_s1027" style="position:absolute;left:15017;width:28274;height:28352;visibility:visible;mso-wrap-style:square;v-text-anchor:top" coordsize="1781,1786" o:gfxdata="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" path="m4,1786l,1782,1776,r5,5l4,1786xe" filled="f" stroked="f">
                       <v:path arrowok="t" o:connecttype="custom" o:connectlocs="6350,2835275;0,2828925;2819400,0;2827338,7938;6350,2835275" o:connectangles="0,0,0,0,0"/>
@@ -1134,7 +1134,7 @@
       <w:pPr>
         <w:pStyle w:val="1"/>
       </w:pPr>
-      <w:bookmarkStart w:id="0" w:name="_Toc203983761"/>
+      <w:bookmarkStart w:id="0" w:name="_Toc205393358"/>
       <w:r>
         <w:rPr>
           <w:rFonts w:hint="eastAsia"/>
@@ -1329,7 +1329,7 @@
       <w:pPr>
         <w:pStyle w:val="1"/>
       </w:pPr>
-      <w:bookmarkStart w:id="1" w:name="_Toc203983762"/>
+      <w:bookmarkStart w:id="1" w:name="_Toc205393359"/>
       <w:r>
         <w:rPr>
           <w:rFonts w:hint="eastAsia"/>
@@ -1359,7 +1359,7 @@
       <w:r>
         <w:fldChar w:fldCharType="separate"/>
       </w:r>
-      <w:hyperlink w:anchor="_Toc203983761" w:history="1">
+      <w:hyperlink w:anchor="_Toc205393358" w:history="1">
         <w:r>
           <w:rPr>
             <w:rStyle w:val="a9"/>
@@ -1386,7 +1386,7 @@
             <w:noProof/>
             <w:webHidden/>
           </w:rPr>
-          <w:instrText xml:space="preserve"> PAGEREF _Toc203983761 \h </w:instrText>
+          <w:instrText xml:space="preserve"> PAGEREF _Toc205393358 \h </w:instrText>
         </w:r>
         <w:r>
           <w:rPr>
@@ -1428,7 +1428,7 @@
           <w14:ligatures w14:val="standardContextual"/>
         </w:rPr>
       </w:pPr>
-      <w:hyperlink w:anchor="_Toc203983762" w:history="1">
+      <w:hyperlink w:anchor="_Toc205393359" w:history="1">
         <w:r>
           <w:rPr>
             <w:rStyle w:val="a9"/>
@@ -1455,7 +1455,7 @@
             <w:noProof/>
             <w:webHidden/>
           </w:rPr>
-          <w:instrText xml:space="preserve"> PAGEREF _Toc203983762 \h </w:instrText>
+          <w:instrText xml:space="preserve"> PAGEREF _Toc205393359 \h </w:instrText>
         </w:r>
         <w:r>
           <w:rPr>
@@ -1497,7 +1497,7 @@
           <w14:ligatures w14:val="standardContextual"/>
         </w:rPr>
       </w:pPr>
-      <w:hyperlink w:anchor="_Toc203983763" w:history="1">
+      <w:hyperlink w:anchor="_Toc205393360" w:history="1">
         <w:r>
           <w:rPr>
             <w:rStyle w:val="a9"/>
@@ -1524,7 +1524,7 @@
             <w:noProof/>
             <w:webHidden/>
           </w:rPr>
-          <w:instrText xml:space="preserve"> PAGEREF _Toc203983763 \h </w:instrText>
+          <w:instrText xml:space="preserve"> PAGEREF _Toc205393360 \h </w:instrText>
         </w:r>
         <w:r>
           <w:rPr>
@@ -1544,7 +1544,7 @@
             <w:noProof/>
             <w:webHidden/>
           </w:rPr>
-          <w:t>4</w:t>
+          <w:t>5</w:t>
         </w:r>
         <w:r>
           <w:rPr>
@@ -1567,7 +1567,7 @@
           <w14:ligatures w14:val="standardContextual"/>
         </w:rPr>
       </w:pPr>
-      <w:hyperlink w:anchor="_Toc203983764" w:history="1">
+      <w:hyperlink w:anchor="_Toc205393361" w:history="1">
         <w:r>
           <w:rPr>
             <w:rStyle w:val="a9"/>
@@ -1594,7 +1594,7 @@
             <w:noProof/>
             <w:webHidden/>
           </w:rPr>
-          <w:instrText xml:space="preserve"> PAGEREF _Toc203983764 \h </w:instrText>
+          <w:instrText xml:space="preserve"> PAGEREF _Toc205393361 \h </w:instrText>
         </w:r>
         <w:r>
           <w:rPr>
@@ -1614,7 +1614,7 @@
             <w:noProof/>
             <w:webHidden/>
           </w:rPr>
-          <w:t>4</w:t>
+          <w:t>5</w:t>
         </w:r>
         <w:r>
           <w:rPr>
@@ -1637,7 +1637,7 @@
           <w14:ligatures w14:val="standardContextual"/>
         </w:rPr>
       </w:pPr>
-      <w:hyperlink w:anchor="_Toc203983765" w:history="1">
+      <w:hyperlink w:anchor="_Toc205393362" w:history="1">
         <w:r>
           <w:rPr>
             <w:rStyle w:val="a9"/>
@@ -1664,7 +1664,7 @@
             <w:noProof/>
             <w:webHidden/>
           </w:rPr>
-          <w:instrText xml:space="preserve"> PAGEREF _Toc203983765 \h </w:instrText>
+          <w:instrText xml:space="preserve"> PAGEREF _Toc205393362 \h </w:instrText>
         </w:r>
         <w:r>
           <w:rPr>
@@ -1684,7 +1684,7 @@
             <w:noProof/>
             <w:webHidden/>
           </w:rPr>
-          <w:t>4</w:t>
+          <w:t>5</w:t>
         </w:r>
         <w:r>
           <w:rPr>
@@ -1707,7 +1707,7 @@
           <w14:ligatures w14:val="standardContextual"/>
         </w:rPr>
       </w:pPr>
-      <w:hyperlink w:anchor="_Toc203983766" w:history="1">
+      <w:hyperlink w:anchor="_Toc205393363" w:history="1">
         <w:r>
           <w:rPr>
             <w:rStyle w:val="a9"/>
@@ -1734,7 +1734,7 @@
             <w:noProof/>
             <w:webHidden/>
           </w:rPr>
-          <w:instrText xml:space="preserve"> PAGEREF _Toc203983766 \h </w:instrText>
+          <w:instrText xml:space="preserve"> PAGEREF _Toc205393363 \h </w:instrText>
         </w:r>
         <w:r>
           <w:rPr>
@@ -1754,7 +1754,7 @@
             <w:noProof/>
             <w:webHidden/>
           </w:rPr>
-          <w:t>4</w:t>
+          <w:t>5</w:t>
         </w:r>
         <w:r>
           <w:rPr>
@@ -1776,13 +1776,13 @@
           <w14:ligatures w14:val="standardContextual"/>
         </w:rPr>
       </w:pPr>
-      <w:hyperlink w:anchor="_Toc203983767" w:history="1">
+      <w:hyperlink w:anchor="_Toc205393364" w:history="1">
         <w:r>
           <w:rPr>
             <w:rStyle w:val="a9"/>
             <w:noProof/>
           </w:rPr>
-          <w:t>4. 초기 생성</w:t>
+          <w:t>4. 상호작용</w:t>
         </w:r>
         <w:r>
           <w:rPr>
@@ -1803,7 +1803,7 @@
             <w:noProof/>
             <w:webHidden/>
           </w:rPr>
-          <w:instrText xml:space="preserve"> PAGEREF _Toc203983767 \h </w:instrText>
+          <w:instrText xml:space="preserve"> PAGEREF _Toc205393364 \h </w:instrText>
         </w:r>
         <w:r>
           <w:rPr>
@@ -1823,7 +1823,287 @@
             <w:noProof/>
             <w:webHidden/>
           </w:rPr>
-          <w:t>5</w:t>
+          <w:t>6</w:t>
+        </w:r>
+        <w:r>
+          <w:rPr>
+            <w:noProof/>
+            <w:webHidden/>
+          </w:rPr>
+          <w:fldChar w:fldCharType="end"/>
+        </w:r>
+      </w:hyperlink>
+    </w:p>
+    <w:p>
+      <w:pPr>
+        <w:pStyle w:val="20"/>
+        <w:tabs>
+          <w:tab w:val="right" w:leader="dot" w:pos="10456"/>
+        </w:tabs>
+        <w:ind w:left="400"/>
+        <w:rPr>
+          <w:noProof/>
+          <w14:ligatures w14:val="standardContextual"/>
+        </w:rPr>
+      </w:pPr>
+      <w:hyperlink w:anchor="_Toc205393365" w:history="1">
+        <w:r>
+          <w:rPr>
+            <w:rStyle w:val="a9"/>
+            <w:noProof/>
+          </w:rPr>
+          <w:t>4.1. 구성정보</w:t>
+        </w:r>
+        <w:r>
+          <w:rPr>
+            <w:noProof/>
+            <w:webHidden/>
+          </w:rPr>
+          <w:tab/>
+        </w:r>
+        <w:r>
+          <w:rPr>
+            <w:noProof/>
+            <w:webHidden/>
+          </w:rPr>
+          <w:fldChar w:fldCharType="begin"/>
+        </w:r>
+        <w:r>
+          <w:rPr>
+            <w:noProof/>
+            <w:webHidden/>
+          </w:rPr>
+          <w:instrText xml:space="preserve"> PAGEREF _Toc205393365 \h </w:instrText>
+        </w:r>
+        <w:r>
+          <w:rPr>
+            <w:noProof/>
+            <w:webHidden/>
+          </w:rPr>
+        </w:r>
+        <w:r>
+          <w:rPr>
+            <w:noProof/>
+            <w:webHidden/>
+          </w:rPr>
+          <w:fldChar w:fldCharType="separate"/>
+        </w:r>
+        <w:r>
+          <w:rPr>
+            <w:noProof/>
+            <w:webHidden/>
+          </w:rPr>
+          <w:t>6</w:t>
+        </w:r>
+        <w:r>
+          <w:rPr>
+            <w:noProof/>
+            <w:webHidden/>
+          </w:rPr>
+          <w:fldChar w:fldCharType="end"/>
+        </w:r>
+      </w:hyperlink>
+    </w:p>
+    <w:p>
+      <w:pPr>
+        <w:pStyle w:val="30"/>
+        <w:tabs>
+          <w:tab w:val="right" w:leader="dot" w:pos="10456"/>
+        </w:tabs>
+        <w:ind w:left="800"/>
+        <w:rPr>
+          <w:noProof/>
+          <w14:ligatures w14:val="standardContextual"/>
+        </w:rPr>
+      </w:pPr>
+      <w:hyperlink w:anchor="_Toc205393366" w:history="1">
+        <w:r>
+          <w:rPr>
+            <w:rStyle w:val="a9"/>
+            <w:noProof/>
+          </w:rPr>
+          <w:t>4.1.1. 조건</w:t>
+        </w:r>
+        <w:r>
+          <w:rPr>
+            <w:noProof/>
+            <w:webHidden/>
+          </w:rPr>
+          <w:tab/>
+        </w:r>
+        <w:r>
+          <w:rPr>
+            <w:noProof/>
+            <w:webHidden/>
+          </w:rPr>
+          <w:fldChar w:fldCharType="begin"/>
+        </w:r>
+        <w:r>
+          <w:rPr>
+            <w:noProof/>
+            <w:webHidden/>
+          </w:rPr>
+          <w:instrText xml:space="preserve"> PAGEREF _Toc205393366 \h </w:instrText>
+        </w:r>
+        <w:r>
+          <w:rPr>
+            <w:noProof/>
+            <w:webHidden/>
+          </w:rPr>
+        </w:r>
+        <w:r>
+          <w:rPr>
+            <w:noProof/>
+            <w:webHidden/>
+          </w:rPr>
+          <w:fldChar w:fldCharType="separate"/>
+        </w:r>
+        <w:r>
+          <w:rPr>
+            <w:noProof/>
+            <w:webHidden/>
+          </w:rPr>
+          <w:t>6</w:t>
+        </w:r>
+        <w:r>
+          <w:rPr>
+            <w:noProof/>
+            <w:webHidden/>
+          </w:rPr>
+          <w:fldChar w:fldCharType="end"/>
+        </w:r>
+      </w:hyperlink>
+    </w:p>
+    <w:p>
+      <w:pPr>
+        <w:pStyle w:val="30"/>
+        <w:tabs>
+          <w:tab w:val="right" w:leader="dot" w:pos="10456"/>
+        </w:tabs>
+        <w:ind w:left="800"/>
+        <w:rPr>
+          <w:noProof/>
+          <w14:ligatures w14:val="standardContextual"/>
+        </w:rPr>
+      </w:pPr>
+      <w:hyperlink w:anchor="_Toc205393367" w:history="1">
+        <w:r>
+          <w:rPr>
+            <w:rStyle w:val="a9"/>
+            <w:noProof/>
+          </w:rPr>
+          <w:t>4.1.2. 발동시 처리</w:t>
+        </w:r>
+        <w:r>
+          <w:rPr>
+            <w:noProof/>
+            <w:webHidden/>
+          </w:rPr>
+          <w:tab/>
+        </w:r>
+        <w:r>
+          <w:rPr>
+            <w:noProof/>
+            <w:webHidden/>
+          </w:rPr>
+          <w:fldChar w:fldCharType="begin"/>
+        </w:r>
+        <w:r>
+          <w:rPr>
+            <w:noProof/>
+            <w:webHidden/>
+          </w:rPr>
+          <w:instrText xml:space="preserve"> PAGEREF _Toc205393367 \h </w:instrText>
+        </w:r>
+        <w:r>
+          <w:rPr>
+            <w:noProof/>
+            <w:webHidden/>
+          </w:rPr>
+        </w:r>
+        <w:r>
+          <w:rPr>
+            <w:noProof/>
+            <w:webHidden/>
+          </w:rPr>
+          <w:fldChar w:fldCharType="separate"/>
+        </w:r>
+        <w:r>
+          <w:rPr>
+            <w:noProof/>
+            <w:webHidden/>
+          </w:rPr>
+          <w:t>6</w:t>
+        </w:r>
+        <w:r>
+          <w:rPr>
+            <w:noProof/>
+            <w:webHidden/>
+          </w:rPr>
+          <w:fldChar w:fldCharType="end"/>
+        </w:r>
+      </w:hyperlink>
+    </w:p>
+    <w:p>
+      <w:pPr>
+        <w:pStyle w:val="30"/>
+        <w:tabs>
+          <w:tab w:val="right" w:leader="dot" w:pos="10456"/>
+        </w:tabs>
+        <w:ind w:left="800"/>
+        <w:rPr>
+          <w:noProof/>
+          <w14:ligatures w14:val="standardContextual"/>
+        </w:rPr>
+      </w:pPr>
+      <w:hyperlink w:anchor="_Toc205393368" w:history="1">
+        <w:r>
+          <w:rPr>
+            <w:rStyle w:val="a9"/>
+            <w:noProof/>
+          </w:rPr>
+          <w:t>4.1.3. 상호작용 기능 종류</w:t>
+        </w:r>
+        <w:r>
+          <w:rPr>
+            <w:noProof/>
+            <w:webHidden/>
+          </w:rPr>
+          <w:tab/>
+        </w:r>
+        <w:r>
+          <w:rPr>
+            <w:noProof/>
+            <w:webHidden/>
+          </w:rPr>
+          <w:fldChar w:fldCharType="begin"/>
+        </w:r>
+        <w:r>
+          <w:rPr>
+            <w:noProof/>
+            <w:webHidden/>
+          </w:rPr>
+          <w:instrText xml:space="preserve"> PAGEREF _Toc205393368 \h </w:instrText>
+        </w:r>
+        <w:r>
+          <w:rPr>
+            <w:noProof/>
+            <w:webHidden/>
+          </w:rPr>
+        </w:r>
+        <w:r>
+          <w:rPr>
+            <w:noProof/>
+            <w:webHidden/>
+          </w:rPr>
+          <w:fldChar w:fldCharType="separate"/>
+        </w:r>
+        <w:r>
+          <w:rPr>
+            <w:noProof/>
+            <w:webHidden/>
+          </w:rPr>
+          <w:t>6</w:t>
         </w:r>
         <w:r>
           <w:rPr>
@@ -1845,13 +2125,13 @@
           <w14:ligatures w14:val="standardContextual"/>
         </w:rPr>
       </w:pPr>
-      <w:hyperlink w:anchor="_Toc203983768" w:history="1">
+      <w:hyperlink w:anchor="_Toc205393369" w:history="1">
         <w:r>
           <w:rPr>
             <w:rStyle w:val="a9"/>
             <w:noProof/>
           </w:rPr>
-          <w:t>5. 타일 생성</w:t>
+          <w:t>5. 상호작용 기능 구현</w:t>
         </w:r>
         <w:r>
           <w:rPr>
@@ -1872,7 +2152,7 @@
             <w:noProof/>
             <w:webHidden/>
           </w:rPr>
-          <w:instrText xml:space="preserve"> PAGEREF _Toc203983768 \h </w:instrText>
+          <w:instrText xml:space="preserve"> PAGEREF _Toc205393369 \h </w:instrText>
         </w:r>
         <w:r>
           <w:rPr>
@@ -1892,7 +2172,7 @@
             <w:noProof/>
             <w:webHidden/>
           </w:rPr>
-          <w:t>5</w:t>
+          <w:t>7</w:t>
         </w:r>
         <w:r>
           <w:rPr>
@@ -1904,6 +2184,705 @@
       </w:hyperlink>
     </w:p>
     <w:p>
+      <w:pPr>
+        <w:pStyle w:val="20"/>
+        <w:tabs>
+          <w:tab w:val="right" w:leader="dot" w:pos="10456"/>
+        </w:tabs>
+        <w:ind w:left="400"/>
+        <w:rPr>
+          <w:noProof/>
+          <w14:ligatures w14:val="standardContextual"/>
+        </w:rPr>
+      </w:pPr>
+      <w:hyperlink w:anchor="_Toc205393370" w:history="1">
+        <w:r>
+          <w:rPr>
+            <w:rStyle w:val="a9"/>
+            <w:noProof/>
+          </w:rPr>
+          <w:t>5.1. 스크립트 UI</w:t>
+        </w:r>
+        <w:r>
+          <w:rPr>
+            <w:noProof/>
+            <w:webHidden/>
+          </w:rPr>
+          <w:tab/>
+        </w:r>
+        <w:r>
+          <w:rPr>
+            <w:noProof/>
+            <w:webHidden/>
+          </w:rPr>
+          <w:fldChar w:fldCharType="begin"/>
+        </w:r>
+        <w:r>
+          <w:rPr>
+            <w:noProof/>
+            <w:webHidden/>
+          </w:rPr>
+          <w:instrText xml:space="preserve"> PAGEREF _Toc205393370 \h </w:instrText>
+        </w:r>
+        <w:r>
+          <w:rPr>
+            <w:noProof/>
+            <w:webHidden/>
+          </w:rPr>
+        </w:r>
+        <w:r>
+          <w:rPr>
+            <w:noProof/>
+            <w:webHidden/>
+          </w:rPr>
+          <w:fldChar w:fldCharType="separate"/>
+        </w:r>
+        <w:r>
+          <w:rPr>
+            <w:noProof/>
+            <w:webHidden/>
+          </w:rPr>
+          <w:t>7</w:t>
+        </w:r>
+        <w:r>
+          <w:rPr>
+            <w:noProof/>
+            <w:webHidden/>
+          </w:rPr>
+          <w:fldChar w:fldCharType="end"/>
+        </w:r>
+      </w:hyperlink>
+    </w:p>
+    <w:p>
+      <w:pPr>
+        <w:pStyle w:val="20"/>
+        <w:tabs>
+          <w:tab w:val="right" w:leader="dot" w:pos="10456"/>
+        </w:tabs>
+        <w:ind w:left="400"/>
+        <w:rPr>
+          <w:noProof/>
+          <w14:ligatures w14:val="standardContextual"/>
+        </w:rPr>
+      </w:pPr>
+      <w:hyperlink w:anchor="_Toc205393371" w:history="1">
+        <w:r>
+          <w:rPr>
+            <w:rStyle w:val="a9"/>
+            <w:noProof/>
+          </w:rPr>
+          <w:t>5.2. 선택지 UI</w:t>
+        </w:r>
+        <w:r>
+          <w:rPr>
+            <w:noProof/>
+            <w:webHidden/>
+          </w:rPr>
+          <w:tab/>
+        </w:r>
+        <w:r>
+          <w:rPr>
+            <w:noProof/>
+            <w:webHidden/>
+          </w:rPr>
+          <w:fldChar w:fldCharType="begin"/>
+        </w:r>
+        <w:r>
+          <w:rPr>
+            <w:noProof/>
+            <w:webHidden/>
+          </w:rPr>
+          <w:instrText xml:space="preserve"> PAGEREF _Toc205393371 \h </w:instrText>
+        </w:r>
+        <w:r>
+          <w:rPr>
+            <w:noProof/>
+            <w:webHidden/>
+          </w:rPr>
+        </w:r>
+        <w:r>
+          <w:rPr>
+            <w:noProof/>
+            <w:webHidden/>
+          </w:rPr>
+          <w:fldChar w:fldCharType="separate"/>
+        </w:r>
+        <w:r>
+          <w:rPr>
+            <w:noProof/>
+            <w:webHidden/>
+          </w:rPr>
+          <w:t>7</w:t>
+        </w:r>
+        <w:r>
+          <w:rPr>
+            <w:noProof/>
+            <w:webHidden/>
+          </w:rPr>
+          <w:fldChar w:fldCharType="end"/>
+        </w:r>
+      </w:hyperlink>
+    </w:p>
+    <w:p>
+      <w:pPr>
+        <w:pStyle w:val="20"/>
+        <w:tabs>
+          <w:tab w:val="right" w:leader="dot" w:pos="10456"/>
+        </w:tabs>
+        <w:ind w:left="400"/>
+        <w:rPr>
+          <w:noProof/>
+          <w14:ligatures w14:val="standardContextual"/>
+        </w:rPr>
+      </w:pPr>
+      <w:hyperlink w:anchor="_Toc205393372" w:history="1">
+        <w:r>
+          <w:rPr>
+            <w:rStyle w:val="a9"/>
+            <w:noProof/>
+          </w:rPr>
+          <w:t>5.3. 전투 진입</w:t>
+        </w:r>
+        <w:r>
+          <w:rPr>
+            <w:noProof/>
+            <w:webHidden/>
+          </w:rPr>
+          <w:tab/>
+        </w:r>
+        <w:r>
+          <w:rPr>
+            <w:noProof/>
+            <w:webHidden/>
+          </w:rPr>
+          <w:fldChar w:fldCharType="begin"/>
+        </w:r>
+        <w:r>
+          <w:rPr>
+            <w:noProof/>
+            <w:webHidden/>
+          </w:rPr>
+          <w:instrText xml:space="preserve"> PAGEREF _Toc205393372 \h </w:instrText>
+        </w:r>
+        <w:r>
+          <w:rPr>
+            <w:noProof/>
+            <w:webHidden/>
+          </w:rPr>
+        </w:r>
+        <w:r>
+          <w:rPr>
+            <w:noProof/>
+            <w:webHidden/>
+          </w:rPr>
+          <w:fldChar w:fldCharType="separate"/>
+        </w:r>
+        <w:r>
+          <w:rPr>
+            <w:noProof/>
+            <w:webHidden/>
+          </w:rPr>
+          <w:t>7</w:t>
+        </w:r>
+        <w:r>
+          <w:rPr>
+            <w:noProof/>
+            <w:webHidden/>
+          </w:rPr>
+          <w:fldChar w:fldCharType="end"/>
+        </w:r>
+      </w:hyperlink>
+    </w:p>
+    <w:p>
+      <w:pPr>
+        <w:pStyle w:val="20"/>
+        <w:tabs>
+          <w:tab w:val="right" w:leader="dot" w:pos="10456"/>
+        </w:tabs>
+        <w:ind w:left="400"/>
+        <w:rPr>
+          <w:noProof/>
+          <w14:ligatures w14:val="standardContextual"/>
+        </w:rPr>
+      </w:pPr>
+      <w:hyperlink w:anchor="_Toc205393373" w:history="1">
+        <w:r>
+          <w:rPr>
+            <w:rStyle w:val="a9"/>
+            <w:noProof/>
+          </w:rPr>
+          <w:t>5.4. 보상 지급</w:t>
+        </w:r>
+        <w:r>
+          <w:rPr>
+            <w:noProof/>
+            <w:webHidden/>
+          </w:rPr>
+          <w:tab/>
+        </w:r>
+        <w:r>
+          <w:rPr>
+            <w:noProof/>
+            <w:webHidden/>
+          </w:rPr>
+          <w:fldChar w:fldCharType="begin"/>
+        </w:r>
+        <w:r>
+          <w:rPr>
+            <w:noProof/>
+            <w:webHidden/>
+          </w:rPr>
+          <w:instrText xml:space="preserve"> PAGEREF _Toc205393373 \h </w:instrText>
+        </w:r>
+        <w:r>
+          <w:rPr>
+            <w:noProof/>
+            <w:webHidden/>
+          </w:rPr>
+        </w:r>
+        <w:r>
+          <w:rPr>
+            <w:noProof/>
+            <w:webHidden/>
+          </w:rPr>
+          <w:fldChar w:fldCharType="separate"/>
+        </w:r>
+        <w:r>
+          <w:rPr>
+            <w:noProof/>
+            <w:webHidden/>
+          </w:rPr>
+          <w:t>7</w:t>
+        </w:r>
+        <w:r>
+          <w:rPr>
+            <w:noProof/>
+            <w:webHidden/>
+          </w:rPr>
+          <w:fldChar w:fldCharType="end"/>
+        </w:r>
+      </w:hyperlink>
+    </w:p>
+    <w:p>
+      <w:pPr>
+        <w:pStyle w:val="11"/>
+        <w:tabs>
+          <w:tab w:val="right" w:leader="dot" w:pos="10456"/>
+        </w:tabs>
+        <w:rPr>
+          <w:noProof/>
+          <w14:ligatures w14:val="standardContextual"/>
+        </w:rPr>
+      </w:pPr>
+      <w:hyperlink w:anchor="_Toc205393374" w:history="1">
+        <w:r>
+          <w:rPr>
+            <w:rStyle w:val="a9"/>
+            <w:noProof/>
+          </w:rPr>
+          <w:t>6. 연관 문서</w:t>
+        </w:r>
+        <w:r>
+          <w:rPr>
+            <w:noProof/>
+            <w:webHidden/>
+          </w:rPr>
+          <w:tab/>
+        </w:r>
+        <w:r>
+          <w:rPr>
+            <w:noProof/>
+            <w:webHidden/>
+          </w:rPr>
+          <w:fldChar w:fldCharType="begin"/>
+        </w:r>
+        <w:r>
+          <w:rPr>
+            <w:noProof/>
+            <w:webHidden/>
+          </w:rPr>
+          <w:instrText xml:space="preserve"> PAGEREF _Toc205393374 \h </w:instrText>
+        </w:r>
+        <w:r>
+          <w:rPr>
+            <w:noProof/>
+            <w:webHidden/>
+          </w:rPr>
+        </w:r>
+        <w:r>
+          <w:rPr>
+            <w:noProof/>
+            <w:webHidden/>
+          </w:rPr>
+          <w:fldChar w:fldCharType="separate"/>
+        </w:r>
+        <w:r>
+          <w:rPr>
+            <w:noProof/>
+            <w:webHidden/>
+          </w:rPr>
+          <w:t>8</w:t>
+        </w:r>
+        <w:r>
+          <w:rPr>
+            <w:noProof/>
+            <w:webHidden/>
+          </w:rPr>
+          <w:fldChar w:fldCharType="end"/>
+        </w:r>
+      </w:hyperlink>
+    </w:p>
+    <w:p>
+      <w:pPr>
+        <w:pStyle w:val="20"/>
+        <w:tabs>
+          <w:tab w:val="right" w:leader="dot" w:pos="10456"/>
+        </w:tabs>
+        <w:ind w:left="400"/>
+        <w:rPr>
+          <w:noProof/>
+          <w14:ligatures w14:val="standardContextual"/>
+        </w:rPr>
+      </w:pPr>
+      <w:hyperlink w:anchor="_Toc205393375" w:history="1">
+        <w:r>
+          <w:rPr>
+            <w:rStyle w:val="a9"/>
+            <w:noProof/>
+          </w:rPr>
+          <w:t>6.1. 상호작용 데이터 테이블 속성 기획</w:t>
+        </w:r>
+        <w:r>
+          <w:rPr>
+            <w:noProof/>
+            <w:webHidden/>
+          </w:rPr>
+          <w:tab/>
+        </w:r>
+        <w:r>
+          <w:rPr>
+            <w:noProof/>
+            <w:webHidden/>
+          </w:rPr>
+          <w:fldChar w:fldCharType="begin"/>
+        </w:r>
+        <w:r>
+          <w:rPr>
+            <w:noProof/>
+            <w:webHidden/>
+          </w:rPr>
+          <w:instrText xml:space="preserve"> PAGEREF _Toc205393375 \h </w:instrText>
+        </w:r>
+        <w:r>
+          <w:rPr>
+            <w:noProof/>
+            <w:webHidden/>
+          </w:rPr>
+        </w:r>
+        <w:r>
+          <w:rPr>
+            <w:noProof/>
+            <w:webHidden/>
+          </w:rPr>
+          <w:fldChar w:fldCharType="separate"/>
+        </w:r>
+        <w:r>
+          <w:rPr>
+            <w:noProof/>
+            <w:webHidden/>
+          </w:rPr>
+          <w:t>8</w:t>
+        </w:r>
+        <w:r>
+          <w:rPr>
+            <w:noProof/>
+            <w:webHidden/>
+          </w:rPr>
+          <w:fldChar w:fldCharType="end"/>
+        </w:r>
+      </w:hyperlink>
+    </w:p>
+    <w:p>
+      <w:pPr>
+        <w:pStyle w:val="20"/>
+        <w:tabs>
+          <w:tab w:val="right" w:leader="dot" w:pos="10456"/>
+        </w:tabs>
+        <w:ind w:left="400"/>
+        <w:rPr>
+          <w:noProof/>
+          <w14:ligatures w14:val="standardContextual"/>
+        </w:rPr>
+      </w:pPr>
+      <w:hyperlink w:anchor="_Toc205393376" w:history="1">
+        <w:r>
+          <w:rPr>
+            <w:rStyle w:val="a9"/>
+            <w:noProof/>
+          </w:rPr>
+          <w:t>6.2. 스크립트 (데이터/스트링) 테이블 속성 기획</w:t>
+        </w:r>
+        <w:r>
+          <w:rPr>
+            <w:noProof/>
+            <w:webHidden/>
+          </w:rPr>
+          <w:tab/>
+        </w:r>
+        <w:r>
+          <w:rPr>
+            <w:noProof/>
+            <w:webHidden/>
+          </w:rPr>
+          <w:fldChar w:fldCharType="begin"/>
+        </w:r>
+        <w:r>
+          <w:rPr>
+            <w:noProof/>
+            <w:webHidden/>
+          </w:rPr>
+          <w:instrText xml:space="preserve"> PAGEREF _Toc205393376 \h </w:instrText>
+        </w:r>
+        <w:r>
+          <w:rPr>
+            <w:noProof/>
+            <w:webHidden/>
+          </w:rPr>
+        </w:r>
+        <w:r>
+          <w:rPr>
+            <w:noProof/>
+            <w:webHidden/>
+          </w:rPr>
+          <w:fldChar w:fldCharType="separate"/>
+        </w:r>
+        <w:r>
+          <w:rPr>
+            <w:noProof/>
+            <w:webHidden/>
+          </w:rPr>
+          <w:t>8</w:t>
+        </w:r>
+        <w:r>
+          <w:rPr>
+            <w:noProof/>
+            <w:webHidden/>
+          </w:rPr>
+          <w:fldChar w:fldCharType="end"/>
+        </w:r>
+      </w:hyperlink>
+    </w:p>
+    <w:p>
+      <w:pPr>
+        <w:pStyle w:val="20"/>
+        <w:tabs>
+          <w:tab w:val="right" w:leader="dot" w:pos="10456"/>
+        </w:tabs>
+        <w:ind w:left="400"/>
+        <w:rPr>
+          <w:noProof/>
+          <w14:ligatures w14:val="standardContextual"/>
+        </w:rPr>
+      </w:pPr>
+      <w:hyperlink w:anchor="_Toc205393377" w:history="1">
+        <w:r>
+          <w:rPr>
+            <w:rStyle w:val="a9"/>
+            <w:noProof/>
+          </w:rPr>
+          <w:t>6.3. 선택지 데이터 테이블 속성 기획</w:t>
+        </w:r>
+        <w:r>
+          <w:rPr>
+            <w:noProof/>
+            <w:webHidden/>
+          </w:rPr>
+          <w:tab/>
+        </w:r>
+        <w:r>
+          <w:rPr>
+            <w:noProof/>
+            <w:webHidden/>
+          </w:rPr>
+          <w:fldChar w:fldCharType="begin"/>
+        </w:r>
+        <w:r>
+          <w:rPr>
+            <w:noProof/>
+            <w:webHidden/>
+          </w:rPr>
+          <w:instrText xml:space="preserve"> PAGEREF _Toc205393377 \h </w:instrText>
+        </w:r>
+        <w:r>
+          <w:rPr>
+            <w:noProof/>
+            <w:webHidden/>
+          </w:rPr>
+        </w:r>
+        <w:r>
+          <w:rPr>
+            <w:noProof/>
+            <w:webHidden/>
+          </w:rPr>
+          <w:fldChar w:fldCharType="separate"/>
+        </w:r>
+        <w:r>
+          <w:rPr>
+            <w:noProof/>
+            <w:webHidden/>
+          </w:rPr>
+          <w:t>8</w:t>
+        </w:r>
+        <w:r>
+          <w:rPr>
+            <w:noProof/>
+            <w:webHidden/>
+          </w:rPr>
+          <w:fldChar w:fldCharType="end"/>
+        </w:r>
+      </w:hyperlink>
+    </w:p>
+    <w:p>
+      <w:pPr>
+        <w:pStyle w:val="20"/>
+        <w:tabs>
+          <w:tab w:val="right" w:leader="dot" w:pos="10456"/>
+        </w:tabs>
+        <w:ind w:left="400"/>
+        <w:rPr>
+          <w:noProof/>
+          <w14:ligatures w14:val="standardContextual"/>
+        </w:rPr>
+      </w:pPr>
+      <w:hyperlink w:anchor="_Toc205393378" w:history="1">
+        <w:r>
+          <w:rPr>
+            <w:rStyle w:val="a9"/>
+            <w:noProof/>
+          </w:rPr>
+          <w:t>6.4. 상호작용 전투 그룹 테이블 속성 기획</w:t>
+        </w:r>
+        <w:r>
+          <w:rPr>
+            <w:noProof/>
+            <w:webHidden/>
+          </w:rPr>
+          <w:tab/>
+        </w:r>
+        <w:r>
+          <w:rPr>
+            <w:noProof/>
+            <w:webHidden/>
+          </w:rPr>
+          <w:fldChar w:fldCharType="begin"/>
+        </w:r>
+        <w:r>
+          <w:rPr>
+            <w:noProof/>
+            <w:webHidden/>
+          </w:rPr>
+          <w:instrText xml:space="preserve"> PAGEREF _Toc205393378 \h </w:instrText>
+        </w:r>
+        <w:r>
+          <w:rPr>
+            <w:noProof/>
+            <w:webHidden/>
+          </w:rPr>
+        </w:r>
+        <w:r>
+          <w:rPr>
+            <w:noProof/>
+            <w:webHidden/>
+          </w:rPr>
+          <w:fldChar w:fldCharType="separate"/>
+        </w:r>
+        <w:r>
+          <w:rPr>
+            <w:noProof/>
+            <w:webHidden/>
+          </w:rPr>
+          <w:t>8</w:t>
+        </w:r>
+        <w:r>
+          <w:rPr>
+            <w:noProof/>
+            <w:webHidden/>
+          </w:rPr>
+          <w:fldChar w:fldCharType="end"/>
+        </w:r>
+      </w:hyperlink>
+    </w:p>
+    <w:p>
+      <w:pPr>
+        <w:pStyle w:val="20"/>
+        <w:tabs>
+          <w:tab w:val="right" w:leader="dot" w:pos="10456"/>
+        </w:tabs>
+        <w:ind w:left="400"/>
+        <w:rPr>
+          <w:noProof/>
+          <w14:ligatures w14:val="standardContextual"/>
+        </w:rPr>
+      </w:pPr>
+      <w:hyperlink w:anchor="_Toc205393379" w:history="1">
+        <w:r>
+          <w:rPr>
+            <w:rStyle w:val="a9"/>
+            <w:noProof/>
+          </w:rPr>
+          <w:t>6.5. 상호작용 보상 테이블 속성 기획</w:t>
+        </w:r>
+        <w:r>
+          <w:rPr>
+            <w:noProof/>
+            <w:webHidden/>
+          </w:rPr>
+          <w:tab/>
+        </w:r>
+        <w:r>
+          <w:rPr>
+            <w:noProof/>
+            <w:webHidden/>
+          </w:rPr>
+          <w:fldChar w:fldCharType="begin"/>
+        </w:r>
+        <w:r>
+          <w:rPr>
+            <w:noProof/>
+            <w:webHidden/>
+          </w:rPr>
+          <w:instrText xml:space="preserve"> PAGEREF _Toc205393379 \h </w:instrText>
+        </w:r>
+        <w:r>
+          <w:rPr>
+            <w:noProof/>
+            <w:webHidden/>
+          </w:rPr>
+        </w:r>
+        <w:r>
+          <w:rPr>
+            <w:noProof/>
+            <w:webHidden/>
+          </w:rPr>
+          <w:fldChar w:fldCharType="separate"/>
+        </w:r>
+        <w:r>
+          <w:rPr>
+            <w:noProof/>
+            <w:webHidden/>
+          </w:rPr>
+          <w:t>8</w:t>
+        </w:r>
+        <w:r>
+          <w:rPr>
+            <w:noProof/>
+            <w:webHidden/>
+          </w:rPr>
+          <w:fldChar w:fldCharType="end"/>
+        </w:r>
+      </w:hyperlink>
+    </w:p>
+    <w:p>
       <w:r>
         <w:fldChar w:fldCharType="end"/>
       </w:r>
@@ -1915,7 +2894,7 @@
       <w:pPr>
         <w:pStyle w:val="1"/>
       </w:pPr>
-      <w:bookmarkStart w:id="2" w:name="_Toc203983763"/>
+      <w:bookmarkStart w:id="2" w:name="_Toc205393360"/>
       <w:r>
         <w:rPr>
           <w:rFonts w:hint="eastAsia"/>
@@ -2007,7 +2986,7 @@
       <w:pPr>
         <w:pStyle w:val="2"/>
       </w:pPr>
-      <w:bookmarkStart w:id="3" w:name="_Toc203983764"/>
+      <w:bookmarkStart w:id="3" w:name="_Toc205393361"/>
       <w:r>
         <w:rPr>
           <w:rFonts w:hint="eastAsia"/>
@@ -2026,12 +3005,112 @@
       <w:pPr>
         <w:pStyle w:val="a4"/>
       </w:pPr>
+      <w:r>
+        <w:rPr>
+          <w:rFonts w:hint="eastAsia"/>
+        </w:rPr>
+        <w:t>필드의</w:t>
+      </w:r>
+      <w:r>
+        <w:t xml:space="preserve"> 구조는 프로젝트 비스에서 전투를 제외한 모든 영역 중 가장 콘텐츠 진행과 게임 사이클에 밀접한 영향을 주는 요소이다.</w:t>
+      </w:r>
+    </w:p>
+    <w:p>
+      <w:pPr>
+        <w:pStyle w:val="a4"/>
+      </w:pPr>
+      <w:r>
+        <w:rPr>
+          <w:rFonts w:hint="eastAsia"/>
+        </w:rPr>
+        <w:t>플레이어가</w:t>
+      </w:r>
+      <w:r>
+        <w:t xml:space="preserve"> 콘텐츠를 진행하면서 가장 많이 보게되는 환경이 필드이므로 필드에서 발생하는 반복성과 지루함을 최대한 억제하고 필드 탐색 자체의 재미를 제공해야한다.</w:t>
+      </w:r>
+    </w:p>
+    <w:p>
+      <w:pPr>
+        <w:pStyle w:val="a4"/>
+      </w:pPr>
+    </w:p>
+    <w:p>
+      <w:pPr>
+        <w:pStyle w:val="a4"/>
+      </w:pPr>
+      <w:r>
+        <w:rPr>
+          <w:rFonts w:hint="eastAsia"/>
+        </w:rPr>
+        <w:t xml:space="preserve">플레이어는 </w:t>
+      </w:r>
+      <w:r>
+        <w:rPr>
+          <w:rFonts w:hint="eastAsia"/>
+        </w:rPr>
+        <w:t xml:space="preserve">필드의 상호작용을 통해서 </w:t>
+      </w:r>
+      <w:r>
+        <w:rPr>
+          <w:rFonts w:hint="eastAsia"/>
+        </w:rPr>
+        <w:t>다양한 시스템 기능</w:t>
+      </w:r>
+      <w:r>
+        <w:rPr>
+          <w:rFonts w:hint="eastAsia"/>
+        </w:rPr>
+        <w:t xml:space="preserve">을 </w:t>
+      </w:r>
+      <w:r>
+        <w:rPr>
+          <w:rFonts w:hint="eastAsia"/>
+        </w:rPr>
+        <w:t>제공받고 원할한 게임 진행을 할 수 있어야 한다.</w:t>
+      </w:r>
+    </w:p>
+    <w:p>
+      <w:pPr>
+        <w:pStyle w:val="a4"/>
+        <w:rPr>
+          <w:rFonts w:hint="eastAsia"/>
+        </w:rPr>
+      </w:pPr>
+      <w:r>
+        <w:rPr>
+          <w:rFonts w:hint="eastAsia"/>
+        </w:rPr>
+        <w:t xml:space="preserve">플레이어의 </w:t>
+      </w:r>
+      <w:r>
+        <w:rPr>
+          <w:rFonts w:hint="eastAsia"/>
+        </w:rPr>
+        <w:t>인게임 진행, 콘텐츠 제공, 보상 습득이 상호작용을 통해</w:t>
+      </w:r>
+      <w:r>
+        <w:rPr>
+          <w:rFonts w:hint="eastAsia"/>
+        </w:rPr>
+        <w:t xml:space="preserve"> 이루어지며. 이 과정에서 불편함과 불쾌함이 없는 간편한 구조로 설계되어야 한다.</w:t>
+      </w:r>
+      <w:r>
+        <w:rPr>
+          <w:rFonts w:hint="eastAsia"/>
+        </w:rPr>
+        <w:t xml:space="preserve"> </w:t>
+      </w:r>
+    </w:p>
+    <w:p>
+      <w:pPr>
+        <w:pStyle w:val="a4"/>
+      </w:pPr>
     </w:p>
     <w:p>
       <w:pPr>
         <w:pStyle w:val="2"/>
       </w:pPr>
-      <w:bookmarkStart w:id="4" w:name="_Toc203983765"/>
+      <w:bookmarkStart w:id="4" w:name="_Toc205393362"/>
       <w:r>
         <w:rPr>
           <w:rFonts w:hint="eastAsia"/>
@@ -2056,12 +3135,52 @@
       <w:pPr>
         <w:pStyle w:val="a4"/>
       </w:pPr>
+      <w:r>
+        <w:rPr>
+          <w:rFonts w:hint="eastAsia"/>
+        </w:rPr>
+        <w:t xml:space="preserve">상호작용을 구성하는 정보를 </w:t>
+      </w:r>
+      <w:r>
+        <w:rPr>
+          <w:rFonts w:hint="eastAsia"/>
+        </w:rPr>
+        <w:t>구체화한다.</w:t>
+      </w:r>
+    </w:p>
+    <w:p>
+      <w:pPr>
+        <w:pStyle w:val="a4"/>
+      </w:pPr>
+      <w:r>
+        <w:rPr>
+          <w:rFonts w:hint="eastAsia"/>
+        </w:rPr>
+        <w:t>상호작용</w:t>
+      </w:r>
+      <w:r>
+        <w:rPr>
+          <w:rFonts w:hint="eastAsia"/>
+        </w:rPr>
+        <w:t>으로 제공될 시스템 기능을 설명</w:t>
+      </w:r>
+      <w:r>
+        <w:rPr>
+          <w:rFonts w:hint="eastAsia"/>
+        </w:rPr>
+        <w:t>한다.</w:t>
+      </w:r>
+    </w:p>
+    <w:p>
+      <w:pPr>
+        <w:pStyle w:val="a4"/>
+      </w:pPr>
     </w:p>
     <w:p>
       <w:pPr>
         <w:pStyle w:val="2"/>
       </w:pPr>
-      <w:bookmarkStart w:id="5" w:name="_Toc203983766"/>
+      <w:bookmarkStart w:id="5" w:name="_Toc205393363"/>
       <w:r>
         <w:rPr>
           <w:rFonts w:hint="eastAsia"/>
@@ -2141,6 +3260,7 @@
       <w:r>
         <w:br w:type="page"/>
       </w:r>
+      <w:bookmarkStart w:id="6" w:name="_Toc205393364"/>
       <w:r>
         <w:rPr>
           <w:rFonts w:hint="eastAsia"/>
@@ -2148,6 +3268,7 @@
         <w:lastRenderedPageBreak/>
         <w:t>상호작용</w:t>
       </w:r>
+      <w:bookmarkEnd w:id="6"/>
     </w:p>
     <w:p>
       <w:pPr>
@@ -2201,7 +3322,19 @@
         <w:rPr>
           <w:rFonts w:hint="eastAsia"/>
         </w:rPr>
-        <w:t>되며 여러 개가 동시에 한 타일에 배치될 수 있</w:t>
+        <w:t xml:space="preserve">되며 여러 </w:t>
+      </w:r>
+      <w:r>
+        <w:rPr>
+          <w:rFonts w:hint="eastAsia"/>
+        </w:rPr>
+        <w:t>상호작용이</w:t>
+      </w:r>
+      <w:r>
+        <w:rPr>
+          <w:rFonts w:hint="eastAsia"/>
+        </w:rPr>
+        <w:t xml:space="preserve"> 동시에 한 타일에 배치될 수 있</w:t>
       </w:r>
       <w:r>
         <w:rPr>
@@ -2298,23 +3431,27 @@
       <w:pPr>
         <w:pStyle w:val="2"/>
       </w:pPr>
+      <w:bookmarkStart w:id="7" w:name="_Toc205393365"/>
       <w:r>
         <w:rPr>
           <w:rFonts w:hint="eastAsia"/>
         </w:rPr>
         <w:t>구성정보</w:t>
       </w:r>
+      <w:bookmarkEnd w:id="7"/>
     </w:p>
     <w:p>
       <w:pPr>
         <w:pStyle w:val="3"/>
       </w:pPr>
+      <w:bookmarkStart w:id="8" w:name="_Toc205393366"/>
       <w:r>
         <w:rPr>
           <w:rFonts w:hint="eastAsia"/>
         </w:rPr>
         <w:t>조건</w:t>
       </w:r>
+      <w:bookmarkEnd w:id="8"/>
     </w:p>
     <w:p>
       <w:pPr>
@@ -2353,12 +3490,14 @@
       <w:pPr>
         <w:pStyle w:val="3"/>
       </w:pPr>
+      <w:bookmarkStart w:id="9" w:name="_Toc205393367"/>
       <w:r>
         <w:rPr>
           <w:rFonts w:hint="eastAsia"/>
         </w:rPr>
         <w:t>발동시 처리</w:t>
       </w:r>
+      <w:bookmarkEnd w:id="9"/>
     </w:p>
     <w:p>
       <w:pPr>
@@ -2478,6 +3617,12 @@
             <w:pPr>
               <w:pStyle w:val="a4"/>
             </w:pPr>
+            <w:r>
+              <w:rPr>
+                <w:rFonts w:hint="eastAsia"/>
+              </w:rPr>
+              <w:t xml:space="preserve">발동한 </w:t>
+            </w:r>
             <w:r>
               <w:rPr>
                 <w:rFonts w:hint="eastAsia"/>
@@ -2594,6 +3739,7 @@
       <w:pPr>
         <w:pStyle w:val="3"/>
       </w:pPr>
+      <w:bookmarkStart w:id="10" w:name="_Toc205393368"/>
       <w:r>
         <w:rPr>
           <w:rFonts w:hint="eastAsia"/>
@@ -2606,6 +3752,7 @@
         </w:rPr>
         <w:t xml:space="preserve"> 종류</w:t>
       </w:r>
+      <w:bookmarkEnd w:id="10"/>
     </w:p>
     <w:p>
       <w:pPr>
@@ -2827,6 +3974,7 @@
       <w:pPr>
         <w:pStyle w:val="1"/>
       </w:pPr>
+      <w:bookmarkStart w:id="11" w:name="_Toc205393369"/>
       <w:r>
         <w:rPr>
           <w:rFonts w:hint="eastAsia"/>
@@ -2834,17 +3982,20 @@
         <w:lastRenderedPageBreak/>
         <w:t>상호작용 기능 구현</w:t>
       </w:r>
+      <w:bookmarkEnd w:id="11"/>
     </w:p>
     <w:p>
       <w:pPr>
         <w:pStyle w:val="2"/>
       </w:pPr>
+      <w:bookmarkStart w:id="12" w:name="_Toc205393370"/>
       <w:r>
         <w:rPr>
           <w:rFonts w:hint="eastAsia"/>
         </w:rPr>
         <w:t>스크립트 UI</w:t>
       </w:r>
+      <w:bookmarkEnd w:id="12"/>
     </w:p>
     <w:p>
       <w:pPr>
@@ -2922,12 +4073,14 @@
       <w:pPr>
         <w:pStyle w:val="2"/>
       </w:pPr>
+      <w:bookmarkStart w:id="13" w:name="_Toc205393371"/>
       <w:r>
         <w:rPr>
           <w:rFonts w:hint="eastAsia"/>
         </w:rPr>
         <w:t>선택지 UI</w:t>
       </w:r>
+      <w:bookmarkEnd w:id="13"/>
     </w:p>
     <w:p>
       <w:pPr>
@@ -3023,12 +4176,14 @@
       <w:pPr>
         <w:pStyle w:val="2"/>
       </w:pPr>
+      <w:bookmarkStart w:id="14" w:name="_Toc205393372"/>
       <w:r>
         <w:rPr>
           <w:rFonts w:hint="eastAsia"/>
         </w:rPr>
         <w:t>전투 진입</w:t>
       </w:r>
+      <w:bookmarkEnd w:id="14"/>
     </w:p>
     <w:p>
       <w:pPr>
@@ -3150,12 +4305,14 @@
       <w:pPr>
         <w:pStyle w:val="2"/>
       </w:pPr>
+      <w:bookmarkStart w:id="15" w:name="_Toc205393373"/>
       <w:r>
         <w:rPr>
           <w:rFonts w:hint="eastAsia"/>
         </w:rPr>
         <w:t>보상 지급</w:t>
       </w:r>
+      <w:bookmarkEnd w:id="15"/>
     </w:p>
     <w:p>
       <w:pPr>
@@ -3262,6 +4419,7 @@
       <w:pPr>
         <w:pStyle w:val="1"/>
       </w:pPr>
+      <w:bookmarkStart w:id="16" w:name="_Toc205393374"/>
       <w:r>
         <w:rPr>
           <w:rFonts w:hint="eastAsia"/>
@@ -3269,6 +4427,7 @@
         <w:lastRenderedPageBreak/>
         <w:t>연관 문서</w:t>
       </w:r>
+      <w:bookmarkEnd w:id="16"/>
     </w:p>
     <w:p>
       <w:pPr>
@@ -3279,6 +4438,7 @@
       <w:pPr>
         <w:pStyle w:val="2"/>
       </w:pPr>
+      <w:bookmarkStart w:id="17" w:name="_Toc205393375"/>
       <w:r>
         <w:rPr>
           <w:rFonts w:hint="eastAsia"/>
@@ -3291,6 +4451,7 @@
         </w:rPr>
         <w:t xml:space="preserve"> 속성 기획</w:t>
       </w:r>
+      <w:bookmarkEnd w:id="17"/>
     </w:p>
     <w:p>
       <w:pPr>
@@ -3312,6 +4473,7 @@
       <w:pPr>
         <w:pStyle w:val="2"/>
       </w:pPr>
+      <w:bookmarkStart w:id="18" w:name="_Toc205393376"/>
       <w:r>
         <w:rPr>
           <w:rFonts w:hint="eastAsia"/>
@@ -3324,6 +4486,7 @@
         </w:rPr>
         <w:t xml:space="preserve"> 속성 기획</w:t>
       </w:r>
+      <w:bookmarkEnd w:id="18"/>
     </w:p>
     <w:p>
       <w:pPr>
@@ -3359,6 +4522,7 @@
       <w:pPr>
         <w:pStyle w:val="2"/>
       </w:pPr>
+      <w:bookmarkStart w:id="19" w:name="_Toc205393377"/>
       <w:r>
         <w:rPr>
           <w:rFonts w:hint="eastAsia"/>
@@ -3383,6 +4547,7 @@
         </w:rPr>
         <w:t xml:space="preserve"> 속성 기획</w:t>
       </w:r>
+      <w:bookmarkEnd w:id="19"/>
     </w:p>
     <w:p>
       <w:pPr>
@@ -3404,6 +4569,7 @@
       <w:pPr>
         <w:pStyle w:val="2"/>
       </w:pPr>
+      <w:bookmarkStart w:id="20" w:name="_Toc205393378"/>
       <w:r>
         <w:rPr>
           <w:rFonts w:hint="eastAsia"/>
@@ -3428,6 +4594,7 @@
         </w:rPr>
         <w:t xml:space="preserve"> 속성 기획</w:t>
       </w:r>
+      <w:bookmarkEnd w:id="20"/>
     </w:p>
     <w:p>
       <w:pPr>
@@ -3449,6 +4616,7 @@
       <w:pPr>
         <w:pStyle w:val="2"/>
       </w:pPr>
+      <w:bookmarkStart w:id="21" w:name="_Toc205393379"/>
       <w:r>
         <w:rPr>
           <w:rFonts w:hint="eastAsia"/>
@@ -3461,6 +4629,7 @@
         </w:rPr>
         <w:t xml:space="preserve"> 속성 기획</w:t>
       </w:r>
+      <w:bookmarkEnd w:id="21"/>
     </w:p>
     <w:p>
       <w:pPr>
